--- a/samples/saas/original.docx
+++ b/samples/saas/original.docx
@@ -9,7 +9,7 @@
     </w:p>
     <w:p>
       <w:r>
-        <w:t xml:space="preserve">Northline Software LLC will provide the hosted workspace described in this Order Form to Customer.</w:t>
+        <w:t xml:space="preserve">Northline Software Ltd will provide the hosted workspace described in this Order Form to the Customer.</w:t>
       </w:r>
     </w:p>
     <w:p>
@@ -19,7 +19,7 @@
     </w:p>
     <w:p>
       <w:r>
-        <w:t xml:space="preserve">Customer shall pay $18,000 per year, due net thirty (30) days from the invoice date.</w:t>
+        <w:t xml:space="preserve">The Customer shall pay £18,000 per year, plus VAT, due 30 days from the invoice date.</w:t>
       </w:r>
     </w:p>
     <w:p>
@@ -49,7 +49,7 @@
     </w:p>
     <w:p>
       <w:r>
-        <w:t xml:space="preserve">This Order is governed by the laws of the State of California.</w:t>
+        <w:t xml:space="preserve">This Order is governed by the law of England and Wales. The parties submit to the exclusive jurisdiction of the courts of England and Wales.</w:t>
       </w:r>
     </w:p>
     <w:sectPr>
